--- a/docs/stakeholder-deliverables/docx/Bainum-Usability-Testing-Protocol.docx
+++ b/docs/stakeholder-deliverables/docx/Bainum-Usability-Testing-Protocol.docx
@@ -12,7 +12,7 @@
     </w:p>
     <w:p>
       <w:r>
-        <w:t>**Version:** 1.1 | **Date:** June 2026 **Facilitator materials for moderated sessions with teachers and parents**</w:t>
+        <w:t>Version: 1.1 | Date: June 2026 Facilitator materials for moderated sessions with teachers and parents</w:t>
       </w:r>
     </w:p>
     <w:p>
@@ -30,7 +30,7 @@
     </w:p>
     <w:p>
       <w:r>
-        <w:t>This protocol guides **moderated usability sessions** for the Bainum early childhood platform. Sessions evaluate whether non-technical teachers and parents can complete core tasks without assistance, and capture qualitative feedback for navigation and labeling improvements (including future mobile navigation work).</w:t>
+        <w:t>This protocol guides moderated usability sessions for the Bainum early childhood platform. Sessions evaluate whether non-technical teachers and parents can complete core tasks without assistance, and capture qualitative feedback for navigation and labeling improvements (including future mobile navigation work).</w:t>
       </w:r>
     </w:p>
     <w:p>
@@ -281,7 +281,7 @@
         <w:pStyle w:val="ListBullet"/>
       </w:pPr>
       <w:r>
-        <w:t>[ ] Participant read or received summary of **Terms and Conditions (Draft)**.</w:t>
+        <w:t>[ ] Participant read or received summary of Terms and Conditions (Draft).</w:t>
       </w:r>
     </w:p>
     <w:p>
@@ -318,7 +318,7 @@
     </w:p>
     <w:p>
       <w:r>
-        <w:t>Read the **Task prompt** aloud. Do not help unless the participant is stuck for **3 minutes**; then offer the **Allowed hint**. Score using the observation worksheet.</w:t>
+        <w:t>Read the Task prompt aloud. Do not help unless the participant is stuck for 3 minutes; then offer the Allowed hint. Score using the observation worksheet.</w:t>
       </w:r>
     </w:p>
     <w:p>
@@ -334,7 +334,7 @@
         <w:pStyle w:val="ListBullet"/>
       </w:pPr>
       <w:r>
-        <w:t>**Prompt:** "Show me how you would open one of your classrooms."</w:t>
+        <w:t>Prompt: "Show me how you would open one of your classrooms."</w:t>
       </w:r>
     </w:p>
     <w:p>
@@ -342,7 +342,7 @@
         <w:pStyle w:val="ListBullet"/>
       </w:pPr>
       <w:r>
-        <w:t>**Start:** Dashboard after sign-in.</w:t>
+        <w:t>Start: Dashboard after sign-in.</w:t>
       </w:r>
     </w:p>
     <w:p>
@@ -350,7 +350,7 @@
         <w:pStyle w:val="ListBullet"/>
       </w:pPr>
       <w:r>
-        <w:t>**Success:** Classroom homepage loads with name, school, and teacher info visible.</w:t>
+        <w:t>Success: Classroom homepage loads with name, school, and teacher info visible.</w:t>
       </w:r>
     </w:p>
     <w:p>
@@ -358,7 +358,7 @@
         <w:pStyle w:val="ListBullet"/>
       </w:pPr>
       <w:r>
-        <w:t>**Hint:** "Use the classroom card on your dashboard."</w:t>
+        <w:t>Hint: "Use the classroom card on your dashboard."</w:t>
       </w:r>
     </w:p>
     <w:p>
@@ -374,7 +374,7 @@
         <w:pStyle w:val="ListBullet"/>
       </w:pPr>
       <w:r>
-        <w:t>**Prompt:** "A new parent needs to be added to this classroom. Walk me through how you would do that."</w:t>
+        <w:t>Prompt: "A new parent needs to be added to this classroom. Walk me through how you would do that."</w:t>
       </w:r>
     </w:p>
     <w:p>
@@ -382,7 +382,7 @@
         <w:pStyle w:val="ListBullet"/>
       </w:pPr>
       <w:r>
-        <w:t>**Start:** Classroom homepage (lead or assistant).</w:t>
+        <w:t>Start: Classroom homepage (lead or assistant).</w:t>
       </w:r>
     </w:p>
     <w:p>
@@ -390,7 +390,7 @@
         <w:pStyle w:val="ListBullet"/>
       </w:pPr>
       <w:r>
-        <w:t>**Success:** Add Parents modal opens; parent selected; Add confirmed; success feedback shown.</w:t>
+        <w:t>Success: Add Parents modal opens; parent selected; Add confirmed; success feedback shown.</w:t>
       </w:r>
     </w:p>
     <w:p>
@@ -398,7 +398,7 @@
         <w:pStyle w:val="ListBullet"/>
       </w:pPr>
       <w:r>
-        <w:t>**Hint:** "Look for the button that says Add Parents."</w:t>
+        <w:t>Hint: "Look for the button that says Add Parents."</w:t>
       </w:r>
     </w:p>
     <w:p>
@@ -414,7 +414,7 @@
         <w:pStyle w:val="ListBullet"/>
       </w:pPr>
       <w:r>
-        <w:t>**Prompt:** "Record or upload an activity for a child, including where it happened and what type of activity it was."</w:t>
+        <w:t>Prompt: "Record or upload an activity for a child, including where it happened and what type of activity it was."</w:t>
       </w:r>
     </w:p>
     <w:p>
@@ -422,7 +422,7 @@
         <w:pStyle w:val="ListBullet"/>
       </w:pPr>
       <w:r>
-        <w:t>**Start:** Dashboard or classroom homepage.</w:t>
+        <w:t>Start: Dashboard or classroom homepage.</w:t>
       </w:r>
     </w:p>
     <w:p>
@@ -430,7 +430,7 @@
         <w:pStyle w:val="ListBullet"/>
       </w:pPr>
       <w:r>
-        <w:t>**Success:** Location and activity selected; audio submitted; processing started.</w:t>
+        <w:t>Success: Location and activity selected; audio submitted; processing started.</w:t>
       </w:r>
     </w:p>
     <w:p>
@@ -438,7 +438,7 @@
         <w:pStyle w:val="ListBullet"/>
       </w:pPr>
       <w:r>
-        <w:t>**Hint:** "Use Record Activity and pick from the dropdown lists."</w:t>
+        <w:t>Hint: "Use Record Activity and pick from the dropdown lists."</w:t>
       </w:r>
     </w:p>
     <w:p>
@@ -454,7 +454,7 @@
         <w:pStyle w:val="ListBullet"/>
       </w:pPr>
       <w:r>
-        <w:t>**Prompt:** "Find the most recent transcript for [named child]."</w:t>
+        <w:t>Prompt: "Find the most recent transcript for [named child]."</w:t>
       </w:r>
     </w:p>
     <w:p>
@@ -462,7 +462,7 @@
         <w:pStyle w:val="ListBullet"/>
       </w:pPr>
       <w:r>
-        <w:t>**Start:** Children list or classroom homepage.</w:t>
+        <w:t>Start: Children list or classroom homepage.</w:t>
       </w:r>
     </w:p>
     <w:p>
@@ -470,7 +470,7 @@
         <w:pStyle w:val="ListBullet"/>
       </w:pPr>
       <w:r>
-        <w:t>**Success:** Participant opens child or classroom transcripts and identifies latest entry (listed at the **top**; lists are sorted newest first).</w:t>
+        <w:t>Success: Participant opens child or classroom transcripts and identifies latest entry (listed at the top; lists are sorted newest first).</w:t>
       </w:r>
     </w:p>
     <w:p>
@@ -478,7 +478,7 @@
         <w:pStyle w:val="ListBullet"/>
       </w:pPr>
       <w:r>
-        <w:t>**Hint:** "Try the Children page or transcripts section on the classroom page — the newest transcript is first."</w:t>
+        <w:t>Hint: "Try the Children page or transcripts section on the classroom page — the newest transcript is first."</w:t>
       </w:r>
     </w:p>
     <w:p>
@@ -494,7 +494,7 @@
         <w:pStyle w:val="ListBullet"/>
       </w:pPr>
       <w:r>
-        <w:t>**Prompt:** "Check whether you have any notifications and open one if present."</w:t>
+        <w:t>Prompt: "Check whether you have any notifications and open one if present."</w:t>
       </w:r>
     </w:p>
     <w:p>
@@ -502,7 +502,7 @@
         <w:pStyle w:val="ListBullet"/>
       </w:pPr>
       <w:r>
-        <w:t>**Start:** Any authenticated page with navbar visible.</w:t>
+        <w:t>Start: Any authenticated page with navbar visible.</w:t>
       </w:r>
     </w:p>
     <w:p>
@@ -510,7 +510,7 @@
         <w:pStyle w:val="ListBullet"/>
       </w:pPr>
       <w:r>
-        <w:t>**Success:** Bell opened; notification list viewed; optional navigation on click</w:t>
+        <w:t>Success: Bell opened; notification list viewed; optional navigation on click</w:t>
       </w:r>
     </w:p>
     <w:p>
@@ -523,7 +523,7 @@
         <w:pStyle w:val="ListBullet"/>
       </w:pPr>
       <w:r>
-        <w:t>**Hint:** "Look at the top bar for the bell icon."</w:t>
+        <w:t>Hint: "Look at the top bar for the bell icon."</w:t>
       </w:r>
     </w:p>
     <w:p>
@@ -539,7 +539,7 @@
         <w:pStyle w:val="ListBullet"/>
       </w:pPr>
       <w:r>
-        <w:t>**Prompt:** "Add a short note on the classroom page that parents can read."</w:t>
+        <w:t>Prompt: "Add a short note on the classroom page that parents can read."</w:t>
       </w:r>
     </w:p>
     <w:p>
@@ -547,7 +547,7 @@
         <w:pStyle w:val="ListBullet"/>
       </w:pPr>
       <w:r>
-        <w:t>**Start:** Classroom homepage (lead or assistant teacher).</w:t>
+        <w:t>Start: Classroom homepage (lead or assistant teacher).</w:t>
       </w:r>
     </w:p>
     <w:p>
@@ -555,7 +555,7 @@
         <w:pStyle w:val="ListBullet"/>
       </w:pPr>
       <w:r>
-        <w:t>**Success:** Note appears in Notes &amp; Observations; enrolled parent can see it</w:t>
+        <w:t>Success: Note appears in Notes &amp; Observations; enrolled parent can see it</w:t>
       </w:r>
     </w:p>
     <w:p>
@@ -568,7 +568,7 @@
         <w:pStyle w:val="ListBullet"/>
       </w:pPr>
       <w:r>
-        <w:t>**Hint:** "Scroll to Notes &amp; Observations on the classroom page."</w:t>
+        <w:t>Hint: "Scroll to Notes &amp; Observations on the classroom page."</w:t>
       </w:r>
     </w:p>
     <w:p>
@@ -584,7 +584,7 @@
         <w:pStyle w:val="ListBullet"/>
       </w:pPr>
       <w:r>
-        <w:t>**Prompt:** "Show me only children associated with a specific school."</w:t>
+        <w:t>Prompt: "Show me only children associated with a specific school."</w:t>
       </w:r>
     </w:p>
     <w:p>
@@ -592,7 +592,7 @@
         <w:pStyle w:val="ListBullet"/>
       </w:pPr>
       <w:r>
-        <w:t>**Start:** Children page (admin).</w:t>
+        <w:t>Start: Children page (admin).</w:t>
       </w:r>
     </w:p>
     <w:p>
@@ -600,7 +600,7 @@
         <w:pStyle w:val="ListBullet"/>
       </w:pPr>
       <w:r>
-        <w:t>**Success:** Participant uses **Filter by School** dropdown correctly.</w:t>
+        <w:t>Success: Participant uses Filter by School dropdown correctly.</w:t>
       </w:r>
     </w:p>
     <w:p>
@@ -608,7 +608,7 @@
         <w:pStyle w:val="ListBullet"/>
       </w:pPr>
       <w:r>
-        <w:t>**Hint:** "Use the Filter by School dropdown near the top."</w:t>
+        <w:t>Hint: "Use the Filter by School dropdown near the top."</w:t>
       </w:r>
     </w:p>
     <w:p>
@@ -624,7 +624,7 @@
         <w:pStyle w:val="ListBullet"/>
       </w:pPr>
       <w:r>
-        <w:t>**Prompt:** "Show me the children you are responsible for as a teacher."</w:t>
+        <w:t>Prompt: "Show me the children you are responsible for as a teacher."</w:t>
       </w:r>
     </w:p>
     <w:p>
@@ -632,7 +632,7 @@
         <w:pStyle w:val="ListBullet"/>
       </w:pPr>
       <w:r>
-        <w:t>**Start:** Children page after teacher sign-in.</w:t>
+        <w:t>Start: Children page after teacher sign-in.</w:t>
       </w:r>
     </w:p>
     <w:p>
@@ -640,7 +640,7 @@
         <w:pStyle w:val="ListBullet"/>
       </w:pPr>
       <w:r>
-        <w:t>**Success:** Participant opens **Children** and sees supervised roster (may note</w:t>
+        <w:t>Success: Participant opens Children and sees supervised roster (may note</w:t>
       </w:r>
     </w:p>
     <w:p>
@@ -653,7 +653,7 @@
         <w:pStyle w:val="ListBullet"/>
       </w:pPr>
       <w:r>
-        <w:t>**Hint:** "Use Children in the sidebar."</w:t>
+        <w:t>Hint: "Use Children in the sidebar."</w:t>
       </w:r>
     </w:p>
     <w:p>
@@ -677,7 +677,7 @@
         <w:pStyle w:val="ListBullet"/>
       </w:pPr>
       <w:r>
-        <w:t>**Prompt:** "Open your child's main data page where you see progress and recordings."</w:t>
+        <w:t>Prompt: "Open your child's main data page where you see progress and recordings."</w:t>
       </w:r>
     </w:p>
     <w:p>
@@ -685,7 +685,7 @@
         <w:pStyle w:val="ListBullet"/>
       </w:pPr>
       <w:r>
-        <w:t>**Start:** Dashboard after parent sign-in.</w:t>
+        <w:t>Start: Dashboard after parent sign-in.</w:t>
       </w:r>
     </w:p>
     <w:p>
@@ -693,7 +693,7 @@
         <w:pStyle w:val="ListBullet"/>
       </w:pPr>
       <w:r>
-        <w:t>**Success:** Child data page loads with charts or recording history visible.</w:t>
+        <w:t>Success: Child data page loads with charts or recording history visible.</w:t>
       </w:r>
     </w:p>
     <w:p>
@@ -701,7 +701,7 @@
         <w:pStyle w:val="ListBullet"/>
       </w:pPr>
       <w:r>
-        <w:t>**Hint:** "Your child's name or card on the home screen."</w:t>
+        <w:t>Hint: "Your child's name or card on the home screen."</w:t>
       </w:r>
     </w:p>
     <w:p>
@@ -717,7 +717,7 @@
         <w:pStyle w:val="ListBullet"/>
       </w:pPr>
       <w:r>
-        <w:t>**Prompt:** "Find where you can see how your child is doing in language or development charts."</w:t>
+        <w:t>Prompt: "Find where you can see how your child is doing in language or development charts."</w:t>
       </w:r>
     </w:p>
     <w:p>
@@ -725,7 +725,7 @@
         <w:pStyle w:val="ListBullet"/>
       </w:pPr>
       <w:r>
-        <w:t>**Start:** Child data page.</w:t>
+        <w:t>Start: Child data page.</w:t>
       </w:r>
     </w:p>
     <w:p>
@@ -733,7 +733,7 @@
         <w:pStyle w:val="ListBullet"/>
       </w:pPr>
       <w:r>
-        <w:t>**Success:** Participant identifies chart or assessment section.</w:t>
+        <w:t>Success: Participant identifies chart or assessment section.</w:t>
       </w:r>
     </w:p>
     <w:p>
@@ -741,7 +741,7 @@
         <w:pStyle w:val="ListBullet"/>
       </w:pPr>
       <w:r>
-        <w:t>**Hint:** "Scroll to the charts or assessment area on your child's page."</w:t>
+        <w:t>Hint: "Scroll to the charts or assessment area on your child's page."</w:t>
       </w:r>
     </w:p>
     <w:p>
@@ -757,7 +757,7 @@
         <w:pStyle w:val="ListBullet"/>
       </w:pPr>
       <w:r>
-        <w:t>**Prompt:** "Open a classroom where your child is enrolled and tell me what you can see there."</w:t>
+        <w:t>Prompt: "Open a classroom where your child is enrolled and tell me what you can see there."</w:t>
       </w:r>
     </w:p>
     <w:p>
@@ -765,7 +765,7 @@
         <w:pStyle w:val="ListBullet"/>
       </w:pPr>
       <w:r>
-        <w:t>**Start:** Dashboard (**My Children's Classrooms** cards).</w:t>
+        <w:t>Start: Dashboard (My Children's Classrooms cards).</w:t>
       </w:r>
     </w:p>
     <w:p>
@@ -773,7 +773,7 @@
         <w:pStyle w:val="ListBullet"/>
       </w:pPr>
       <w:r>
-        <w:t>**Success:** Read-only classroom opens; participant notes no staff edit buttons;</w:t>
+        <w:t>Success: Read-only classroom opens; participant notes no staff edit buttons;</w:t>
       </w:r>
     </w:p>
     <w:p>
@@ -786,7 +786,7 @@
         <w:pStyle w:val="ListBullet"/>
       </w:pPr>
       <w:r>
-        <w:t>**Hint:** "Open a classroom card from your dashboard."</w:t>
+        <w:t>Hint: "Open a classroom card from your dashboard."</w:t>
       </w:r>
     </w:p>
     <w:p>
@@ -802,7 +802,7 @@
         <w:pStyle w:val="ListBullet"/>
       </w:pPr>
       <w:r>
-        <w:t>**Prompt:** "Find any notes about your child or classroom, check the bell for</w:t>
+        <w:t>Prompt: "Find any notes about your child or classroom, check the bell for</w:t>
       </w:r>
     </w:p>
     <w:p>
@@ -815,7 +815,7 @@
         <w:pStyle w:val="ListBullet"/>
       </w:pPr>
       <w:r>
-        <w:t>**Start:** Child data page or classroom homepage.</w:t>
+        <w:t>Start: Child data page or classroom homepage.</w:t>
       </w:r>
     </w:p>
     <w:p>
@@ -823,7 +823,7 @@
         <w:pStyle w:val="ListBullet"/>
       </w:pPr>
       <w:r>
-        <w:t>**Success:** Notes section located; bell opened; optional navigation from a note</w:t>
+        <w:t>Success: Notes section located; bell opened; optional navigation from a note</w:t>
       </w:r>
     </w:p>
     <w:p>
@@ -836,7 +836,7 @@
         <w:pStyle w:val="ListBullet"/>
       </w:pPr>
       <w:r>
-        <w:t>**Hint:** "Look for Notes &amp; Observations and the bell in the top bar."</w:t>
+        <w:t>Hint: "Look for Notes &amp; Observations and the bell in the top bar."</w:t>
       </w:r>
     </w:p>
     <w:p>
@@ -852,7 +852,7 @@
         <w:pStyle w:val="ListBullet"/>
       </w:pPr>
       <w:r>
-        <w:t>**Prompt:** "If you have a notification, view it and clear it from your list."</w:t>
+        <w:t>Prompt: "If you have a notification, view it and clear it from your list."</w:t>
       </w:r>
     </w:p>
     <w:p>
@@ -860,7 +860,7 @@
         <w:pStyle w:val="ListBullet"/>
       </w:pPr>
       <w:r>
-        <w:t>**Start:** Any page with bell visible.</w:t>
+        <w:t>Start: Any page with bell visible.</w:t>
       </w:r>
     </w:p>
     <w:p>
@@ -868,7 +868,7 @@
         <w:pStyle w:val="ListBullet"/>
       </w:pPr>
       <w:r>
-        <w:t>**Success:** Notification opened and dismissed OR participant states none present.</w:t>
+        <w:t>Success: Notification opened and dismissed OR participant states none present.</w:t>
       </w:r>
     </w:p>
     <w:p>
@@ -876,7 +876,7 @@
         <w:pStyle w:val="ListBullet"/>
       </w:pPr>
       <w:r>
-        <w:t>**Hint:** "Use the bell in the top navigation bar."</w:t>
+        <w:t>Hint: "Use the bell in the top navigation bar."</w:t>
       </w:r>
     </w:p>
     <w:p>
@@ -892,7 +892,7 @@
         <w:pStyle w:val="ListBullet"/>
       </w:pPr>
       <w:r>
-        <w:t>**Prompt:** "Use the sidebar to go to your child's main data page and back to the dashboard."</w:t>
+        <w:t>Prompt: "Use the sidebar to go to your child's main data page and back to the dashboard."</w:t>
       </w:r>
     </w:p>
     <w:p>
@@ -900,7 +900,7 @@
         <w:pStyle w:val="ListBullet"/>
       </w:pPr>
       <w:r>
-        <w:t>**Start:** Any authenticated parent page.</w:t>
+        <w:t>Start: Any authenticated parent page.</w:t>
       </w:r>
     </w:p>
     <w:p>
@@ -908,12 +908,12 @@
         <w:pStyle w:val="ListBullet"/>
       </w:pPr>
       <w:r>
-        <w:t>**Success:** Participant uses **My Child's Data** and **Dashboard**; notes there</w:t>
+        <w:t>Success: Participant uses My Child's Data and Dashboard; notes there</w:t>
       </w:r>
     </w:p>
     <w:p>
       <w:r>
-        <w:t>is no separate **Classrooms** menu item (classrooms live on the dashboard).</w:t>
+        <w:t>is no separate Classrooms menu item (classrooms live on the dashboard).</w:t>
       </w:r>
     </w:p>
     <w:p>
@@ -921,7 +921,7 @@
         <w:pStyle w:val="ListBullet"/>
       </w:pPr>
       <w:r>
-        <w:t>**Hint:** "Look at the left sidebar for Dashboard and My Child's Data."</w:t>
+        <w:t>Hint: "Look at the left sidebar for Dashboard and My Child's Data."</w:t>
       </w:r>
     </w:p>
     <w:p>
@@ -1113,12 +1113,12 @@
     <w:p/>
     <w:p>
       <w:r>
-        <w:t>**Outcome codes:** completed unaided | completed with hint | failed | abandoned</w:t>
+        <w:t>Outcome codes: completed unaided | completed with hint | failed | abandoned</w:t>
       </w:r>
     </w:p>
     <w:p>
       <w:r>
-        <w:t>**Severity (if failed):** cosmetic | minor | major</w:t>
+        <w:t>Severity (if failed): cosmetic | minor | major</w:t>
       </w:r>
     </w:p>
     <w:p>
@@ -1176,7 +1176,7 @@
     </w:p>
     <w:p>
       <w:r>
-        <w:t>**Open-ended:**</w:t>
+        <w:t>Open-ended:</w:t>
       </w:r>
     </w:p>
     <w:p>
